--- a/Отчеты/lab06/report.docx
+++ b/Отчеты/lab06/report.docx
@@ -146,27 +146,7 @@
         <w:t xml:space="preserve"> </w:t>
       </w:r>
       <w:r>
-        <w:t xml:space="preserve">[</w:t>
-      </w:r>
-      <w:r>
-        <w:rPr>
-          <w:b/>
-          <w:bCs/>
-        </w:rPr>
-        <w:t xml:space="preserve">kotelnikov_chebotaev_book_latex2_ru?</w:t>
-      </w:r>
-      <w:r>
-        <w:t xml:space="preserve">,</w:t>
-      </w:r>
-      <w:r>
-        <w:rPr>
-          <w:b/>
-          <w:bCs/>
-        </w:rPr>
-        <w:t xml:space="preserve">lvovsky_book_latex_ru?</w:t>
-      </w:r>
-      <w:r>
-        <w:t xml:space="preserve">]</w:t>
+        <w:t xml:space="preserve">[1,2]</w:t>
       </w:r>
       <w:r>
         <w:t xml:space="preserve">.</w:t>
@@ -202,7 +182,24 @@
         <w:t xml:space="preserve"> </w:t>
       </w:r>
       <w:r>
-        <w:t xml:space="preserve">Сохраним такой файл с данными.</w:t>
+        <w:t xml:space="preserve">Сохраним такой файл с данными. На рисунке</w:t>
+      </w:r>
+      <w:r>
+        <w:t xml:space="preserve"> </w:t>
+      </w:r>
+      <w:hyperlink w:anchor="fig-001">
+        <w:r>
+          <w:rPr>
+            <w:rStyle w:val="Hyperlink"/>
+          </w:rPr>
+          <w:t xml:space="preserve">1</w:t>
+        </w:r>
+      </w:hyperlink>
+      <w:r>
+        <w:t xml:space="preserve"> </w:t>
+      </w:r>
+      <w:r>
+        <w:t xml:space="preserve">показан пример файла с данными.</w:t>
       </w:r>
     </w:p>
     <w:tbl>
@@ -425,7 +422,24 @@
         <w:t xml:space="preserve"> </w:t>
       </w:r>
       <w:r>
-        <w:t xml:space="preserve">Базовая структура наших входных данных показана в этом примере.</w:t>
+        <w:t xml:space="preserve">Базовая структура наших входных данных показана в этом примере на рисунке</w:t>
+      </w:r>
+      <w:r>
+        <w:t xml:space="preserve"> </w:t>
+      </w:r>
+      <w:hyperlink w:anchor="fig-002">
+        <w:r>
+          <w:rPr>
+            <w:rStyle w:val="Hyperlink"/>
+          </w:rPr>
+          <w:t xml:space="preserve">2</w:t>
+        </w:r>
+      </w:hyperlink>
+      <w:r>
+        <w:t xml:space="preserve"> </w:t>
+      </w:r>
+      <w:r>
+        <w:t xml:space="preserve">показан пример.</w:t>
       </w:r>
     </w:p>
     <w:tbl>
@@ -1514,7 +1528,7 @@
       </w:r>
     </w:p>
     <w:bookmarkEnd w:id="55"/>
-    <w:bookmarkStart w:id="57" w:name="список-литературы"/>
+    <w:bookmarkStart w:id="59" w:name="список-литературы"/>
     <w:p>
       <w:pPr>
         <w:pStyle w:val="Heading1"/>
@@ -1523,9 +1537,65 @@
         <w:t xml:space="preserve">Список литературы</w:t>
       </w:r>
     </w:p>
-    <w:bookmarkStart w:id="56" w:name="refs"/>
+    <w:bookmarkStart w:id="58" w:name="refs"/>
+    <w:bookmarkStart w:id="56" w:name="ref-kotelnikov_chebotaev_book_latex2_ru"/>
+    <w:p>
+      <w:pPr>
+        <w:pStyle w:val="Bibliography"/>
+      </w:pPr>
+      <w:r>
+        <w:t xml:space="preserve">1.</w:t>
+      </w:r>
+      <w:r>
+        <w:t xml:space="preserve"> </w:t>
+      </w:r>
+      <w:r>
+        <w:t xml:space="preserve">	</w:t>
+      </w:r>
+      <w:r>
+        <w:t xml:space="preserve">Котельников А.А., Чеботаев А.С.</w:t>
+      </w:r>
+      <w:r>
+        <w:t xml:space="preserve"> </w:t>
+      </w:r>
+      <w:r>
+        <w:t xml:space="preserve">LaTeX2 по-русски</w:t>
+      </w:r>
+      <w:r>
+        <w:t xml:space="preserve">. 3-е изд. Новосибирск: Новосибирск, 2004. 496 с.</w:t>
+      </w:r>
+    </w:p>
     <w:bookmarkEnd w:id="56"/>
+    <w:bookmarkStart w:id="57" w:name="ref-lvovsky_book_latex_ru"/>
+    <w:p>
+      <w:pPr>
+        <w:pStyle w:val="Bibliography"/>
+      </w:pPr>
+      <w:r>
+        <w:t xml:space="preserve">2.</w:t>
+      </w:r>
+      <w:r>
+        <w:t xml:space="preserve"> </w:t>
+      </w:r>
+      <w:r>
+        <w:t xml:space="preserve">	</w:t>
+      </w:r>
+      <w:r>
+        <w:t xml:space="preserve">Львовский С.М.</w:t>
+      </w:r>
+      <w:r>
+        <w:t xml:space="preserve"> </w:t>
+      </w:r>
+      <w:r>
+        <w:t xml:space="preserve">Набор и вёрстка в системе LaTeX</w:t>
+      </w:r>
+      <w:r>
+        <w:t xml:space="preserve">. 3-е изд., испр. и доп. МЦНМО, 2003. 447 с.</w:t>
+      </w:r>
+    </w:p>
     <w:bookmarkEnd w:id="57"/>
+    <w:bookmarkEnd w:id="58"/>
+    <w:bookmarkEnd w:id="59"/>
     <w:sectPr>
       <w:footnotePr>
         <w:numRestart w:val="eachSect"/>
